--- a/18_Espanol/00_Glosario_y_Guia_de_Traduccion.docx
+++ b/18_Espanol/00_Glosario_y_Guia_de_Traduccion.docx
@@ -628,7 +628,7 @@
           <w:color w:val="2B2D42"/>
           <w:sz w:val="21"/>
         </w:rPr>
-        <w:t>A free kit by Competence Collective · competencecollective.org · quillsup.org</w:t>
+        <w:t>Hackles · a free kit · quillsup.org</w:t>
       </w:r>
     </w:p>
     <w:p>
@@ -693,7 +693,7 @@
         <w:rPr>
           <w:i/>
         </w:rPr>
-        <w:t>Un kit gratuito de Competence Collective · competencecollective.org · quillsup.org · © 2026 Competence Collective. Texto de las lecciones y materiales didácticos: CC BY-NC 4.0 (gratis para imprimir, compartir y adaptar con fines no comerciales, con crédito). El nombre Hackles, los logotipos, los personajes y las ilustraciones no están cubiertos por esa licencia: puede imprimirlos y compartirlos sin modificar para uso en el aula y en familia; cualquier otro uso requiere permiso por escrito. [VERIFY with counsel]</w:t>
+        <w:t>Hackles · un kit gratuito · quillsup.org · © 2026 Competence Collective. Texto de las lecciones y materiales didácticos: CC BY-NC 4.0 (gratis para imprimir, compartir y adaptar con fines no comerciales, con crédito). El nombre Hackles, los logotipos, los personajes y las ilustraciones no están cubiertos por esa licencia: puede imprimirlos y compartirlos sin modificar para uso en el aula y en familia; cualquier otro uso requiere permiso por escrito. [VERIFY with counsel]</w:t>
       </w:r>
     </w:p>
     <w:p>
@@ -1597,7 +1597,7 @@
     </w:p>
     <w:tbl>
       <w:tblPr>
-        <w:tblW w:type="dxa" w:w="9791"/>
+        <w:tblW w:type="dxa" w:w="9792"/>
         <w:tblBorders>
           <w:top w:val="single" w:sz="12" w:space="0" w:color="2B2D42"/>
           <w:left w:val="nil"/>
@@ -1611,9 +1611,9 @@
         <w:tblLook w:firstColumn="1" w:firstRow="1" w:lastColumn="0" w:lastRow="0" w:noHBand="0" w:noVBand="1" w:val="04A0"/>
       </w:tblPr>
       <w:tblGrid>
-        <w:gridCol w:w="2260"/>
-        <w:gridCol w:w="2366"/>
-        <w:gridCol w:w="5167"/>
+        <w:gridCol w:w="2249"/>
+        <w:gridCol w:w="2208"/>
+        <w:gridCol w:w="5335"/>
       </w:tblGrid>
       <w:tr>
         <w:trPr>
@@ -1622,7 +1622,7 @@
         </w:trPr>
         <w:tc>
           <w:tcPr>
-            <w:tcW w:type="dxa" w:w="2260"/>
+            <w:tcW w:type="dxa" w:w="2249"/>
             <w:tcBorders>
               <w:bottom w:val="single" w:sz="6" w:space="0" w:color="2B2D42"/>
             </w:tcBorders>
@@ -1650,7 +1650,7 @@
         </w:tc>
         <w:tc>
           <w:tcPr>
-            <w:tcW w:type="dxa" w:w="2366"/>
+            <w:tcW w:type="dxa" w:w="2208"/>
             <w:tcBorders>
               <w:bottom w:val="single" w:sz="6" w:space="0" w:color="2B2D42"/>
             </w:tcBorders>
@@ -1678,7 +1678,7 @@
         </w:tc>
         <w:tc>
           <w:tcPr>
-            <w:tcW w:type="dxa" w:w="5167"/>
+            <w:tcW w:type="dxa" w:w="5335"/>
             <w:tcBorders>
               <w:bottom w:val="single" w:sz="6" w:space="0" w:color="2B2D42"/>
             </w:tcBorders>
@@ -1711,7 +1711,7 @@
         </w:trPr>
         <w:tc>
           <w:tcPr>
-            <w:tcW w:type="dxa" w:w="2260"/>
+            <w:tcW w:type="dxa" w:w="2249"/>
             <w:tcMar>
               <w:top w:w="50" w:type="dxa"/>
               <w:left w:w="0" w:type="dxa"/>
@@ -1734,7 +1734,7 @@
         </w:tc>
         <w:tc>
           <w:tcPr>
-            <w:tcW w:type="dxa" w:w="2366"/>
+            <w:tcW w:type="dxa" w:w="2208"/>
             <w:tcMar>
               <w:top w:w="50" w:type="dxa"/>
               <w:left w:w="90" w:type="dxa"/>
@@ -1758,7 +1758,7 @@
         </w:tc>
         <w:tc>
           <w:tcPr>
-            <w:tcW w:type="dxa" w:w="5167"/>
+            <w:tcW w:type="dxa" w:w="5335"/>
             <w:tcMar>
               <w:top w:w="50" w:type="dxa"/>
               <w:left w:w="90" w:type="dxa"/>
@@ -1786,7 +1786,7 @@
         </w:trPr>
         <w:tc>
           <w:tcPr>
-            <w:tcW w:type="dxa" w:w="2260"/>
+            <w:tcW w:type="dxa" w:w="2249"/>
             <w:tcMar>
               <w:top w:w="50" w:type="dxa"/>
               <w:left w:w="0" w:type="dxa"/>
@@ -1809,7 +1809,7 @@
         </w:tc>
         <w:tc>
           <w:tcPr>
-            <w:tcW w:type="dxa" w:w="2366"/>
+            <w:tcW w:type="dxa" w:w="2208"/>
             <w:tcMar>
               <w:top w:w="50" w:type="dxa"/>
               <w:left w:w="90" w:type="dxa"/>
@@ -1833,7 +1833,7 @@
         </w:tc>
         <w:tc>
           <w:tcPr>
-            <w:tcW w:type="dxa" w:w="5167"/>
+            <w:tcW w:type="dxa" w:w="5335"/>
             <w:tcMar>
               <w:top w:w="50" w:type="dxa"/>
               <w:left w:w="90" w:type="dxa"/>
@@ -1861,7 +1861,7 @@
         </w:trPr>
         <w:tc>
           <w:tcPr>
-            <w:tcW w:type="dxa" w:w="2260"/>
+            <w:tcW w:type="dxa" w:w="2249"/>
             <w:tcMar>
               <w:top w:w="50" w:type="dxa"/>
               <w:left w:w="0" w:type="dxa"/>
@@ -1884,7 +1884,7 @@
         </w:tc>
         <w:tc>
           <w:tcPr>
-            <w:tcW w:type="dxa" w:w="2366"/>
+            <w:tcW w:type="dxa" w:w="2208"/>
             <w:tcMar>
               <w:top w:w="50" w:type="dxa"/>
               <w:left w:w="90" w:type="dxa"/>
@@ -1908,7 +1908,7 @@
         </w:tc>
         <w:tc>
           <w:tcPr>
-            <w:tcW w:type="dxa" w:w="5167"/>
+            <w:tcW w:type="dxa" w:w="5335"/>
             <w:tcMar>
               <w:top w:w="50" w:type="dxa"/>
               <w:left w:w="90" w:type="dxa"/>
@@ -1936,7 +1936,7 @@
         </w:trPr>
         <w:tc>
           <w:tcPr>
-            <w:tcW w:type="dxa" w:w="2260"/>
+            <w:tcW w:type="dxa" w:w="2249"/>
             <w:tcMar>
               <w:top w:w="50" w:type="dxa"/>
               <w:left w:w="0" w:type="dxa"/>
@@ -1959,7 +1959,7 @@
         </w:tc>
         <w:tc>
           <w:tcPr>
-            <w:tcW w:type="dxa" w:w="2366"/>
+            <w:tcW w:type="dxa" w:w="2208"/>
             <w:tcMar>
               <w:top w:w="50" w:type="dxa"/>
               <w:left w:w="90" w:type="dxa"/>
@@ -1983,7 +1983,7 @@
         </w:tc>
         <w:tc>
           <w:tcPr>
-            <w:tcW w:type="dxa" w:w="5167"/>
+            <w:tcW w:type="dxa" w:w="5335"/>
             <w:tcMar>
               <w:top w:w="50" w:type="dxa"/>
               <w:left w:w="90" w:type="dxa"/>
@@ -2011,7 +2011,7 @@
         </w:trPr>
         <w:tc>
           <w:tcPr>
-            <w:tcW w:type="dxa" w:w="2260"/>
+            <w:tcW w:type="dxa" w:w="2249"/>
             <w:tcMar>
               <w:top w:w="50" w:type="dxa"/>
               <w:left w:w="0" w:type="dxa"/>
@@ -2034,7 +2034,7 @@
         </w:tc>
         <w:tc>
           <w:tcPr>
-            <w:tcW w:type="dxa" w:w="2366"/>
+            <w:tcW w:type="dxa" w:w="2208"/>
             <w:tcMar>
               <w:top w:w="50" w:type="dxa"/>
               <w:left w:w="90" w:type="dxa"/>
@@ -2058,7 +2058,7 @@
         </w:tc>
         <w:tc>
           <w:tcPr>
-            <w:tcW w:type="dxa" w:w="5167"/>
+            <w:tcW w:type="dxa" w:w="5335"/>
             <w:tcMar>
               <w:top w:w="50" w:type="dxa"/>
               <w:left w:w="90" w:type="dxa"/>
@@ -2086,7 +2086,7 @@
         </w:trPr>
         <w:tc>
           <w:tcPr>
-            <w:tcW w:type="dxa" w:w="2260"/>
+            <w:tcW w:type="dxa" w:w="2249"/>
             <w:tcMar>
               <w:top w:w="50" w:type="dxa"/>
               <w:left w:w="0" w:type="dxa"/>
@@ -2109,7 +2109,7 @@
         </w:tc>
         <w:tc>
           <w:tcPr>
-            <w:tcW w:type="dxa" w:w="2366"/>
+            <w:tcW w:type="dxa" w:w="2208"/>
             <w:tcMar>
               <w:top w:w="50" w:type="dxa"/>
               <w:left w:w="90" w:type="dxa"/>
@@ -2133,7 +2133,7 @@
         </w:tc>
         <w:tc>
           <w:tcPr>
-            <w:tcW w:type="dxa" w:w="5167"/>
+            <w:tcW w:type="dxa" w:w="5335"/>
             <w:tcMar>
               <w:top w:w="50" w:type="dxa"/>
               <w:left w:w="90" w:type="dxa"/>
@@ -2162,7 +2162,7 @@
         </w:trPr>
         <w:tc>
           <w:tcPr>
-            <w:tcW w:type="dxa" w:w="2260"/>
+            <w:tcW w:type="dxa" w:w="2249"/>
             <w:tcMar>
               <w:top w:w="50" w:type="dxa"/>
               <w:left w:w="0" w:type="dxa"/>
@@ -2185,7 +2185,7 @@
         </w:tc>
         <w:tc>
           <w:tcPr>
-            <w:tcW w:type="dxa" w:w="2366"/>
+            <w:tcW w:type="dxa" w:w="2208"/>
             <w:tcMar>
               <w:top w:w="50" w:type="dxa"/>
               <w:left w:w="90" w:type="dxa"/>
@@ -2209,7 +2209,7 @@
         </w:tc>
         <w:tc>
           <w:tcPr>
-            <w:tcW w:type="dxa" w:w="5167"/>
+            <w:tcW w:type="dxa" w:w="5335"/>
             <w:tcMar>
               <w:top w:w="50" w:type="dxa"/>
               <w:left w:w="90" w:type="dxa"/>
@@ -2231,7 +2231,7 @@
         </w:trPr>
         <w:tc>
           <w:tcPr>
-            <w:tcW w:type="dxa" w:w="2260"/>
+            <w:tcW w:type="dxa" w:w="2249"/>
             <w:tcMar>
               <w:top w:w="50" w:type="dxa"/>
               <w:left w:w="0" w:type="dxa"/>
@@ -2254,7 +2254,7 @@
         </w:tc>
         <w:tc>
           <w:tcPr>
-            <w:tcW w:type="dxa" w:w="2366"/>
+            <w:tcW w:type="dxa" w:w="2208"/>
             <w:tcMar>
               <w:top w:w="50" w:type="dxa"/>
               <w:left w:w="90" w:type="dxa"/>
@@ -2278,7 +2278,7 @@
         </w:tc>
         <w:tc>
           <w:tcPr>
-            <w:tcW w:type="dxa" w:w="5167"/>
+            <w:tcW w:type="dxa" w:w="5335"/>
             <w:tcMar>
               <w:top w:w="50" w:type="dxa"/>
               <w:left w:w="90" w:type="dxa"/>
@@ -2300,7 +2300,7 @@
         </w:trPr>
         <w:tc>
           <w:tcPr>
-            <w:tcW w:type="dxa" w:w="2260"/>
+            <w:tcW w:type="dxa" w:w="2249"/>
             <w:tcMar>
               <w:top w:w="50" w:type="dxa"/>
               <w:left w:w="0" w:type="dxa"/>
@@ -2317,13 +2317,13 @@
                 <w:rFonts w:ascii="Calibri" w:hAnsi="Calibri"/>
                 <w:sz w:val="19"/>
               </w:rPr>
-              <w:t>A free kit by Competence Collective</w:t>
+              <w:t>Hackles: a free kit · quillsup.org</w:t>
             </w:r>
           </w:p>
         </w:tc>
         <w:tc>
           <w:tcPr>
-            <w:tcW w:type="dxa" w:w="2366"/>
+            <w:tcW w:type="dxa" w:w="2208"/>
             <w:tcMar>
               <w:top w:w="50" w:type="dxa"/>
               <w:left w:w="90" w:type="dxa"/>
@@ -2341,13 +2341,13 @@
                 <w:b/>
                 <w:sz w:val="19"/>
               </w:rPr>
-              <w:t>Un kit gratuito de Competence Collective</w:t>
+              <w:t>Hackles: un kit gratuito · quillsup.org</w:t>
             </w:r>
           </w:p>
         </w:tc>
         <w:tc>
           <w:tcPr>
-            <w:tcW w:type="dxa" w:w="5167"/>
+            <w:tcW w:type="dxa" w:w="5335"/>
             <w:tcMar>
               <w:top w:w="50" w:type="dxa"/>
               <w:left w:w="90" w:type="dxa"/>
@@ -2369,7 +2369,7 @@
         </w:trPr>
         <w:tc>
           <w:tcPr>
-            <w:tcW w:type="dxa" w:w="2260"/>
+            <w:tcW w:type="dxa" w:w="2249"/>
             <w:tcMar>
               <w:top w:w="50" w:type="dxa"/>
               <w:left w:w="0" w:type="dxa"/>
@@ -2392,7 +2392,7 @@
         </w:tc>
         <w:tc>
           <w:tcPr>
-            <w:tcW w:type="dxa" w:w="2366"/>
+            <w:tcW w:type="dxa" w:w="2208"/>
             <w:tcMar>
               <w:top w:w="50" w:type="dxa"/>
               <w:left w:w="90" w:type="dxa"/>
@@ -2416,7 +2416,7 @@
         </w:tc>
         <w:tc>
           <w:tcPr>
-            <w:tcW w:type="dxa" w:w="5167"/>
+            <w:tcW w:type="dxa" w:w="5335"/>
             <w:tcMar>
               <w:top w:w="50" w:type="dxa"/>
               <w:left w:w="90" w:type="dxa"/>
@@ -11823,7 +11823,7 @@
         <w:color w:val="5A5C70"/>
         <w:sz w:val="14"/>
       </w:rPr>
-      <w:t>Hackles · © 2026 Competence Collective · competencecollective.org · Text CC BY-NC 4.0 · Name, logos and art: all rights reserved</w:t>
+      <w:t>Hackles · quillsup.org · © 2026 Competence Collective · Text CC BY-NC 4.0 · Name, logos and art: all rights reserved</w:t>
     </w:r>
     <w:r>
       <w:tab/>
